--- a/8. Разработка автоматизированной системы преобразования координатных данных/Отчет_преобразование_координат.docx
+++ b/8. Разработка автоматизированной системы преобразования координатных данных/Отчет_преобразование_координат.docx
@@ -16,7 +16,7 @@
         <w:rPr>
           <w:i/>
         </w:rPr>
-        <w:t>Дата формирования отчёта: 28.09.2026 19:00</w:t>
+        <w:t>Дата формирования отчёта: 29.09.2026 07:56</w:t>
         <w:br/>
       </w:r>
       <w:r>
@@ -124,7 +124,7 @@
     </w:p>
     <w:p>
       <w:r>
-        <w:t>Имя точки: YO8cD</w:t>
+        <w:t>Имя точки: fgMz3</w:t>
       </w:r>
     </w:p>
     <w:p>
@@ -137,7 +137,7 @@
         <w:rPr>
           <w:rFonts w:ascii="Courier New" w:hAnsi="Courier New"/>
         </w:rPr>
-        <w:t>X = 494802.299 м;   Y = 516482.068 м;   Z = 980984.949 м</w:t>
+        <w:t>X = 424895.416 м;   Y = 429386.529 м;   Z = 129416.345 м</w:t>
       </w:r>
     </w:p>
     <w:p>
@@ -167,11 +167,11 @@
         <w:rPr>
           <w:rFonts w:ascii="Courier New" w:hAnsi="Courier New"/>
         </w:rPr>
-        <w:t>X′ = (1 + 1.200e-08)·( 494802.299 + -7.563e-07·516482.068 − -4.848e-08·980984.949 ) + -0.013</w:t>
+        <w:t>X′ = (1 + 1.200e-08)·( 424895.416 + -7.563e-07·429386.529 − -4.848e-08·129416.345 ) + -0.013</w:t>
         <w:br/>
-        <w:t>Y′ = (1 + 1.200e-08)·( −-7.563e-07·494802.299 + 516482.068 + 1.115e-06·980984.949 ) + -0.106</w:t>
+        <w:t>Y′ = (1 + 1.200e-08)·( −-7.563e-07·424895.416 + 429386.529 + 1.115e-06·129416.345 ) + -0.106</w:t>
         <w:br/>
-        <w:t>Z′ = (1 + 1.200e-08)·( -4.848e-08·494802.299 − 1.115e-06·516482.068 + 980984.949 ) + -0.022</w:t>
+        <w:t>Z′ = (1 + 1.200e-08)·( -4.848e-08·424895.416 − 1.115e-06·429386.529 + 129416.345 ) + -0.022</w:t>
       </w:r>
     </w:p>
     <w:p>
@@ -184,12 +184,12 @@
         <w:rPr>
           <w:rFonts w:ascii="Courier New" w:hAnsi="Courier New"/>
         </w:rPr>
-        <w:t>X′ = 494801.949 м;   Y′ = 516483.436 м;   Z′ = 980984.339 м</w:t>
+        <w:t>X′ = 424895.090 м;   Y′ = 429386.894 м;   Z′ = 129415.825 м</w:t>
       </w:r>
     </w:p>
     <w:p>
       <w:r>
-        <w:t>Невязка координат: ΔX = -0.3501 м; ΔY = +1.3683 м; ΔZ = -0.6101 м; |Δr| = 1.5385 м.</w:t>
+        <w:t>Невязка координат: ΔX = -0.3264 м; ΔY = +0.3648 м; ΔZ = -0.5198 м; |Δr| = 0.7140 м.</w:t>
       </w:r>
     </w:p>
     <w:p>
@@ -341,7 +341,7 @@
               <w:rPr>
                 <w:sz w:val="18"/>
               </w:rPr>
-              <w:t>YO8cD</w:t>
+              <w:t>fgMz3</w:t>
             </w:r>
           </w:p>
         </w:tc>
@@ -354,7 +354,7 @@
               <w:rPr>
                 <w:sz w:val="18"/>
               </w:rPr>
-              <w:t>494802.299</w:t>
+              <w:t>424895.416</w:t>
             </w:r>
           </w:p>
         </w:tc>
@@ -367,7 +367,7 @@
               <w:rPr>
                 <w:sz w:val="18"/>
               </w:rPr>
-              <w:t>516482.068</w:t>
+              <w:t>429386.529</w:t>
             </w:r>
           </w:p>
         </w:tc>
@@ -380,7 +380,7 @@
               <w:rPr>
                 <w:sz w:val="18"/>
               </w:rPr>
-              <w:t>980984.949</w:t>
+              <w:t>129416.345</w:t>
             </w:r>
           </w:p>
         </w:tc>
@@ -393,7 +393,7 @@
               <w:rPr>
                 <w:sz w:val="18"/>
               </w:rPr>
-              <w:t>494801.949</w:t>
+              <w:t>424895.090</w:t>
             </w:r>
           </w:p>
         </w:tc>
@@ -406,7 +406,7 @@
               <w:rPr>
                 <w:sz w:val="18"/>
               </w:rPr>
-              <w:t>516483.436</w:t>
+              <w:t>429386.894</w:t>
             </w:r>
           </w:p>
         </w:tc>
@@ -419,7 +419,7 @@
               <w:rPr>
                 <w:sz w:val="18"/>
               </w:rPr>
-              <w:t>980984.339</w:t>
+              <w:t>129415.825</w:t>
             </w:r>
           </w:p>
         </w:tc>
@@ -432,7 +432,7 @@
               <w:rPr>
                 <w:sz w:val="18"/>
               </w:rPr>
-              <w:t>1.5385</w:t>
+              <w:t>0.7140</w:t>
             </w:r>
           </w:p>
         </w:tc>
@@ -447,7 +447,7 @@
               <w:rPr>
                 <w:sz w:val="18"/>
               </w:rPr>
-              <w:t>DXpou</w:t>
+              <w:t>Rbj74</w:t>
             </w:r>
           </w:p>
         </w:tc>
@@ -460,7 +460,7 @@
               <w:rPr>
                 <w:sz w:val="18"/>
               </w:rPr>
-              <w:t>930973.825</w:t>
+              <w:t>470410.780</w:t>
             </w:r>
           </w:p>
         </w:tc>
@@ -473,7 +473,7 @@
               <w:rPr>
                 <w:sz w:val="18"/>
               </w:rPr>
-              <w:t>623722.295</w:t>
+              <w:t>415106.135</w:t>
             </w:r>
           </w:p>
         </w:tc>
@@ -486,7 +486,7 @@
               <w:rPr>
                 <w:sz w:val="18"/>
               </w:rPr>
-              <w:t>133056.266</w:t>
+              <w:t>116376.849</w:t>
             </w:r>
           </w:p>
         </w:tc>
@@ -499,7 +499,7 @@
               <w:rPr>
                 <w:sz w:val="18"/>
               </w:rPr>
-              <w:t>930973.358</w:t>
+              <w:t>470410.464</w:t>
             </w:r>
           </w:p>
         </w:tc>
@@ -512,7 +512,7 @@
               <w:rPr>
                 <w:sz w:val="18"/>
               </w:rPr>
-              <w:t>623723.049</w:t>
+              <w:t>415106.520</w:t>
             </w:r>
           </w:p>
         </w:tc>
@@ -525,7 +525,7 @@
               <w:rPr>
                 <w:sz w:val="18"/>
               </w:rPr>
-              <w:t>133055.505</w:t>
+              <w:t>116376.343</w:t>
             </w:r>
           </w:p>
         </w:tc>
@@ -538,7 +538,7 @@
               <w:rPr>
                 <w:sz w:val="18"/>
               </w:rPr>
-              <w:t>1.1687</w:t>
+              <w:t>0.7098</w:t>
             </w:r>
           </w:p>
         </w:tc>
@@ -553,7 +553,7 @@
               <w:rPr>
                 <w:sz w:val="18"/>
               </w:rPr>
-              <w:t>AFmLk</w:t>
+              <w:t>KkDyg</w:t>
             </w:r>
           </w:p>
         </w:tc>
@@ -566,7 +566,7 @@
               <w:rPr>
                 <w:sz w:val="18"/>
               </w:rPr>
-              <w:t>641093.754</w:t>
+              <w:t>120665.399</w:t>
             </w:r>
           </w:p>
         </w:tc>
@@ -579,7 +579,7 @@
               <w:rPr>
                 <w:sz w:val="18"/>
               </w:rPr>
-              <w:t>866480.906</w:t>
+              <w:t>506881.940</w:t>
             </w:r>
           </w:p>
         </w:tc>
@@ -592,7 +592,7 @@
               <w:rPr>
                 <w:sz w:val="18"/>
               </w:rPr>
-              <w:t>371829.352</w:t>
+              <w:t>425686.294</w:t>
             </w:r>
           </w:p>
         </w:tc>
@@ -605,7 +605,7 @@
               <w:rPr>
                 <w:sz w:val="18"/>
               </w:rPr>
-              <w:t>641093.111</w:t>
+              <w:t>120665.025</w:t>
             </w:r>
           </w:p>
         </w:tc>
@@ -618,7 +618,7 @@
               <w:rPr>
                 <w:sz w:val="18"/>
               </w:rPr>
-              <w:t>866481.710</w:t>
+              <w:t>506882.406</w:t>
             </w:r>
           </w:p>
         </w:tc>
@@ -631,7 +631,7 @@
               <w:rPr>
                 <w:sz w:val="18"/>
               </w:rPr>
-              <w:t>371828.337</w:t>
+              <w:t>425685.706</w:t>
             </w:r>
           </w:p>
         </w:tc>
@@ -644,7 +644,7 @@
               <w:rPr>
                 <w:sz w:val="18"/>
               </w:rPr>
-              <w:t>1.4453</w:t>
+              <w:t>0.8384</w:t>
             </w:r>
           </w:p>
         </w:tc>
@@ -659,7 +659,7 @@
               <w:rPr>
                 <w:sz w:val="18"/>
               </w:rPr>
-              <w:t>qaCRw</w:t>
+              <w:t>9EGXa</w:t>
             </w:r>
           </w:p>
         </w:tc>
@@ -672,7 +672,7 @@
               <w:rPr>
                 <w:sz w:val="18"/>
               </w:rPr>
-              <w:t>368282.386</w:t>
+              <w:t>149934.148</w:t>
             </w:r>
           </w:p>
         </w:tc>
@@ -685,7 +685,7 @@
               <w:rPr>
                 <w:sz w:val="18"/>
               </w:rPr>
-              <w:t>961163.627</w:t>
+              <w:t>830579.438</w:t>
             </w:r>
           </w:p>
         </w:tc>
@@ -698,7 +698,7 @@
               <w:rPr>
                 <w:sz w:val="18"/>
               </w:rPr>
-              <w:t>816611.217</w:t>
+              <w:t>774654.055</w:t>
             </w:r>
           </w:p>
         </w:tc>
@@ -711,7 +711,7 @@
               <w:rPr>
                 <w:sz w:val="18"/>
               </w:rPr>
-              <w:t>368281.690</w:t>
+              <w:t>149933.546</w:t>
             </w:r>
           </w:p>
         </w:tc>
@@ -724,7 +724,7 @@
               <w:rPr>
                 <w:sz w:val="18"/>
               </w:rPr>
-              <w:t>961164.722</w:t>
+              <w:t>830580.319</w:t>
             </w:r>
           </w:p>
         </w:tc>
@@ -737,7 +737,7 @@
               <w:rPr>
                 <w:sz w:val="18"/>
               </w:rPr>
-              <w:t>816610.115</w:t>
+              <w:t>774653.109</w:t>
             </w:r>
           </w:p>
         </w:tc>
@@ -750,7 +750,7 @@
               <w:rPr>
                 <w:sz w:val="18"/>
               </w:rPr>
-              <w:t>1.7019</w:t>
+              <w:t>1.4261</w:t>
             </w:r>
           </w:p>
         </w:tc>
@@ -765,7 +765,7 @@
               <w:rPr>
                 <w:sz w:val="18"/>
               </w:rPr>
-              <w:t>FvEqO</w:t>
+              <w:t>oP8El</w:t>
             </w:r>
           </w:p>
         </w:tc>
@@ -778,7 +778,7 @@
               <w:rPr>
                 <w:sz w:val="18"/>
               </w:rPr>
-              <w:t>405641.566</w:t>
+              <w:t>489959.618</w:t>
             </w:r>
           </w:p>
         </w:tc>
@@ -791,7 +791,7 @@
               <w:rPr>
                 <w:sz w:val="18"/>
               </w:rPr>
-              <w:t>412969.222</w:t>
+              <w:t>837574.143</w:t>
             </w:r>
           </w:p>
         </w:tc>
@@ -804,7 +804,7 @@
               <w:rPr>
                 <w:sz w:val="18"/>
               </w:rPr>
-              <w:t>279262.315</w:t>
+              <w:t>749280.176</w:t>
             </w:r>
           </w:p>
         </w:tc>
@@ -817,7 +817,7 @@
               <w:rPr>
                 <w:sz w:val="18"/>
               </w:rPr>
-              <w:t>405641.259</w:t>
+              <w:t>489959.014</w:t>
             </w:r>
           </w:p>
         </w:tc>
@@ -830,7 +830,7 @@
               <w:rPr>
                 <w:sz w:val="18"/>
               </w:rPr>
-              <w:t>412969.739</w:t>
+              <w:t>837575.253</w:t>
             </w:r>
           </w:p>
         </w:tc>
@@ -843,7 +843,7 @@
               <w:rPr>
                 <w:sz w:val="18"/>
               </w:rPr>
-              <w:t>279261.816</w:t>
+              <w:t>749279.205</w:t>
             </w:r>
           </w:p>
         </w:tc>
@@ -856,7 +856,7 @@
               <w:rPr>
                 <w:sz w:val="18"/>
               </w:rPr>
-              <w:t>0.7813</w:t>
+              <w:t>1.5937</w:t>
             </w:r>
           </w:p>
         </w:tc>
@@ -871,7 +871,7 @@
               <w:rPr>
                 <w:sz w:val="18"/>
               </w:rPr>
-              <w:t>4XNcG</w:t>
+              <w:t>piMAm</w:t>
             </w:r>
           </w:p>
         </w:tc>
@@ -884,7 +884,7 @@
               <w:rPr>
                 <w:sz w:val="18"/>
               </w:rPr>
-              <w:t>693929.490</w:t>
+              <w:t>396795.382</w:t>
             </w:r>
           </w:p>
         </w:tc>
@@ -897,7 +897,7 @@
               <w:rPr>
                 <w:sz w:val="18"/>
               </w:rPr>
-              <w:t>262059.462</w:t>
+              <w:t>875690.764</w:t>
             </w:r>
           </w:p>
         </w:tc>
@@ -910,7 +910,7 @@
               <w:rPr>
                 <w:sz w:val="18"/>
               </w:rPr>
-              <w:t>216063.824</w:t>
+              <w:t>816312.277</w:t>
             </w:r>
           </w:p>
         </w:tc>
@@ -923,7 +923,7 @@
               <w:rPr>
                 <w:sz w:val="18"/>
               </w:rPr>
-              <w:t>693929.298</w:t>
+              <w:t>396794.751</w:t>
             </w:r>
           </w:p>
         </w:tc>
@@ -936,7 +936,7 @@
               <w:rPr>
                 <w:sz w:val="18"/>
               </w:rPr>
-              <w:t>262060.125</w:t>
+              <w:t>875691.879</w:t>
             </w:r>
           </w:p>
         </w:tc>
@@ -949,7 +949,7 @@
               <w:rPr>
                 <w:sz w:val="18"/>
               </w:rPr>
-              <w:t>216063.479</w:t>
+              <w:t>816311.269</w:t>
             </w:r>
           </w:p>
         </w:tc>
@@ -962,7 +962,7 @@
               <w:rPr>
                 <w:sz w:val="18"/>
               </w:rPr>
-              <w:t>0.7718</w:t>
+              <w:t>1.6300</w:t>
             </w:r>
           </w:p>
         </w:tc>
@@ -977,7 +977,7 @@
               <w:rPr>
                 <w:sz w:val="18"/>
               </w:rPr>
-              <w:t>CW0Y2</w:t>
+              <w:t>uRQrh</w:t>
             </w:r>
           </w:p>
         </w:tc>
@@ -990,7 +990,7 @@
               <w:rPr>
                 <w:sz w:val="18"/>
               </w:rPr>
-              <w:t>615860.448</w:t>
+              <w:t>866681.170</w:t>
             </w:r>
           </w:p>
         </w:tc>
@@ -1003,7 +1003,7 @@
               <w:rPr>
                 <w:sz w:val="18"/>
               </w:rPr>
-              <w:t>602202.078</w:t>
+              <w:t>572678.881</w:t>
             </w:r>
           </w:p>
         </w:tc>
@@ -1016,7 +1016,7 @@
               <w:rPr>
                 <w:sz w:val="18"/>
               </w:rPr>
-              <w:t>298136.138</w:t>
+              <w:t>295679.612</w:t>
             </w:r>
           </w:p>
         </w:tc>
@@ -1029,7 +1029,7 @@
               <w:rPr>
                 <w:sz w:val="18"/>
               </w:rPr>
-              <w:t>615860.001</w:t>
+              <w:t>866680.749</w:t>
             </w:r>
           </w:p>
         </w:tc>
@@ -1042,7 +1042,7 @@
               <w:rPr>
                 <w:sz w:val="18"/>
               </w:rPr>
-              <w:t>602202.777</w:t>
+              <w:t>572679.767</w:t>
             </w:r>
           </w:p>
         </w:tc>
@@ -1055,7 +1055,7 @@
               <w:rPr>
                 <w:sz w:val="18"/>
               </w:rPr>
-              <w:t>298135.418</w:t>
+              <w:t>295678.913</w:t>
             </w:r>
           </w:p>
         </w:tc>
@@ -1068,7 +1068,7 @@
               <w:rPr>
                 <w:sz w:val="18"/>
               </w:rPr>
-              <w:t>1.0985</w:t>
+              <w:t>1.2047</w:t>
             </w:r>
           </w:p>
         </w:tc>
@@ -1083,7 +1083,7 @@
               <w:rPr>
                 <w:sz w:val="18"/>
               </w:rPr>
-              <w:t>in6rK</w:t>
+              <w:t>L69Qq</w:t>
             </w:r>
           </w:p>
         </w:tc>
@@ -1096,7 +1096,7 @@
               <w:rPr>
                 <w:sz w:val="18"/>
               </w:rPr>
-              <w:t>852414.537</w:t>
+              <w:t>637616.260</w:t>
             </w:r>
           </w:p>
         </w:tc>
@@ -1109,7 +1109,7 @@
               <w:rPr>
                 <w:sz w:val="18"/>
               </w:rPr>
-              <w:t>549001.611</w:t>
+              <w:t>890390.355</w:t>
             </w:r>
           </w:p>
         </w:tc>
@@ -1122,7 +1122,7 @@
               <w:rPr>
                 <w:sz w:val="18"/>
               </w:rPr>
-              <w:t>235127.643</w:t>
+              <w:t>635676.402</w:t>
             </w:r>
           </w:p>
         </w:tc>
@@ -1135,7 +1135,7 @@
               <w:rPr>
                 <w:sz w:val="18"/>
               </w:rPr>
-              <w:t>852414.130</w:t>
+              <w:t>637615.612</w:t>
             </w:r>
           </w:p>
         </w:tc>
@@ -1148,7 +1148,7 @@
               <w:rPr>
                 <w:sz w:val="18"/>
               </w:rPr>
-              <w:t>549002.418</w:t>
+              <w:t>890391.451</w:t>
             </w:r>
           </w:p>
         </w:tc>
@@ -1161,7 +1161,7 @@
               <w:rPr>
                 <w:sz w:val="18"/>
               </w:rPr>
-              <w:t>235126.970</w:t>
+              <w:t>635675.364</w:t>
             </w:r>
           </w:p>
         </w:tc>
@@ -1174,7 +1174,7 @@
               <w:rPr>
                 <w:sz w:val="18"/>
               </w:rPr>
-              <w:t>1.1269</w:t>
+              <w:t>1.6426</w:t>
             </w:r>
           </w:p>
         </w:tc>
@@ -1189,7 +1189,7 @@
               <w:rPr>
                 <w:sz w:val="18"/>
               </w:rPr>
-              <w:t>ZqoHy</w:t>
+              <w:t>Zq6Fl</w:t>
             </w:r>
           </w:p>
         </w:tc>
@@ -1202,7 +1202,7 @@
               <w:rPr>
                 <w:sz w:val="18"/>
               </w:rPr>
-              <w:t>978346.621</w:t>
+              <w:t>788500.551</w:t>
             </w:r>
           </w:p>
         </w:tc>
@@ -1215,7 +1215,7 @@
               <w:rPr>
                 <w:sz w:val="18"/>
               </w:rPr>
-              <w:t>192684.455</w:t>
+              <w:t>682791.658</w:t>
             </w:r>
           </w:p>
         </w:tc>
@@ -1228,7 +1228,7 @@
               <w:rPr>
                 <w:sz w:val="18"/>
               </w:rPr>
-              <w:t>353769.401</w:t>
+              <w:t>752403.676</w:t>
             </w:r>
           </w:p>
         </w:tc>
@@ -1241,7 +1241,7 @@
               <w:rPr>
                 <w:sz w:val="18"/>
               </w:rPr>
-              <w:t>978346.491</w:t>
+              <w:t>788500.068</w:t>
             </w:r>
           </w:p>
         </w:tc>
@@ -1254,7 +1254,7 @@
               <w:rPr>
                 <w:sz w:val="18"/>
               </w:rPr>
-              <w:t>192685.486</w:t>
+              <w:t>682792.996</w:t>
             </w:r>
           </w:p>
         </w:tc>
@@ -1267,7 +1267,7 @@
               <w:rPr>
                 <w:sz w:val="18"/>
               </w:rPr>
-              <w:t>353769.121</w:t>
+              <w:t>752402.863</w:t>
             </w:r>
           </w:p>
         </w:tc>
@@ -1280,7 +1280,7 @@
               <w:rPr>
                 <w:sz w:val="18"/>
               </w:rPr>
-              <w:t>1.0760</w:t>
+              <w:t>1.6380</w:t>
             </w:r>
           </w:p>
         </w:tc>
@@ -1295,7 +1295,7 @@
               <w:rPr>
                 <w:sz w:val="18"/>
               </w:rPr>
-              <w:t>o9sBP</w:t>
+              <w:t>zovSz</w:t>
             </w:r>
           </w:p>
         </w:tc>
@@ -1308,7 +1308,7 @@
               <w:rPr>
                 <w:sz w:val="18"/>
               </w:rPr>
-              <w:t>993347.858</w:t>
+              <w:t>201270.453</w:t>
             </w:r>
           </w:p>
         </w:tc>
@@ -1321,7 +1321,7 @@
               <w:rPr>
                 <w:sz w:val="18"/>
               </w:rPr>
-              <w:t>457877.380</w:t>
+              <w:t>948676.189</w:t>
             </w:r>
           </w:p>
         </w:tc>
@@ -1334,7 +1334,7 @@
               <w:rPr>
                 <w:sz w:val="18"/>
               </w:rPr>
-              <w:t>414335.609</w:t>
+              <w:t>662826.137</w:t>
             </w:r>
           </w:p>
         </w:tc>
@@ -1347,7 +1347,7 @@
               <w:rPr>
                 <w:sz w:val="18"/>
               </w:rPr>
-              <w:t>993347.531</w:t>
+              <w:t>201269.757</w:t>
             </w:r>
           </w:p>
         </w:tc>
@@ -1360,7 +1360,7 @@
               <w:rPr>
                 <w:sz w:val="18"/>
               </w:rPr>
-              <w:t>457878.493</w:t>
+              <w:t>948676.986</w:t>
             </w:r>
           </w:p>
         </w:tc>
@@ -1373,7 +1373,7 @@
               <w:rPr>
                 <w:sz w:val="18"/>
               </w:rPr>
-              <w:t>414335.033</w:t>
+              <w:t>662825.055</w:t>
             </w:r>
           </w:p>
         </w:tc>
@@ -1386,7 +1386,7 @@
               <w:rPr>
                 <w:sz w:val="18"/>
               </w:rPr>
-              <w:t>1.2950</w:t>
+              <w:t>1.5130</w:t>
             </w:r>
           </w:p>
         </w:tc>
@@ -1462,7 +1462,7 @@
               <w:rPr>
                 <w:sz w:val="22"/>
               </w:rPr>
-              <w:t>0.7718</w:t>
+              <w:t>0.7098</w:t>
             </w:r>
           </w:p>
         </w:tc>
@@ -1490,7 +1490,7 @@
               <w:rPr>
                 <w:sz w:val="22"/>
               </w:rPr>
-              <w:t>1.2004</w:t>
+              <w:t>1.2910</w:t>
             </w:r>
           </w:p>
         </w:tc>
@@ -1518,7 +1518,7 @@
               <w:rPr>
                 <w:sz w:val="22"/>
               </w:rPr>
-              <w:t>1.7019</w:t>
+              <w:t>1.6426</w:t>
             </w:r>
           </w:p>
         </w:tc>
@@ -1546,7 +1546,7 @@
               <w:rPr>
                 <w:sz w:val="22"/>
               </w:rPr>
-              <w:t>0.3030</w:t>
+              <w:t>0.3945</w:t>
             </w:r>
           </w:p>
         </w:tc>
@@ -1574,7 +1574,7 @@
               <w:rPr>
                 <w:sz w:val="22"/>
               </w:rPr>
-              <w:t>-0.3965</w:t>
+              <w:t>-0.5102</w:t>
             </w:r>
           </w:p>
         </w:tc>
@@ -1602,7 +1602,7 @@
               <w:rPr>
                 <w:sz w:val="22"/>
               </w:rPr>
-              <w:t>0.8851</w:t>
+              <w:t>0.8438</w:t>
             </w:r>
           </w:p>
         </w:tc>
@@ -1630,7 +1630,7 @@
               <w:rPr>
                 <w:sz w:val="22"/>
               </w:rPr>
-              <w:t>-0.6580</w:t>
+              <w:t>-0.8170</w:t>
             </w:r>
           </w:p>
         </w:tc>
